--- a/Deutsch_7A/Balladen/Woche1/Tafelskript_Fr_16-10_Gliedern.docx
+++ b/Deutsch_7A/Balladen/Woche1/Tafelskript_Fr_16-10_Gliedern.docx
@@ -899,7 +899,7 @@
                 <w:sz w:val="21"/>
                 <w:szCs w:val="21"/>
               </w:rPr>
-              <w:t xml:space="preserve">gliedern zu zweit, vergleichen in der Kreide-Kette</w:t>
+              <w:t xml:space="preserve">lesen im Tandem, gliedern zu zweit, vergleichen in der Kreide-Kette</w:t>
             </w:r>
           </w:p>
         </w:tc>
@@ -1493,7 +1493,7 @@
           <w:sz w:val="21"/>
           <w:szCs w:val="21"/>
         </w:rPr>
-        <w:t xml:space="preserve">Lehrbuch · Mitarbeitsbögen mit Einschätzung und Note · Druckvorlage: Ü2 (2 pro A4).</w:t>
+        <w:t xml:space="preserve">Lehrbuch · Mitarbeitsbögen mit Einschätzung und Note · Methodenkarte Tandemlesen · Druckvorlage: Ü2 (2 pro A4).</w:t>
       </w:r>
     </w:p>
     <w:p>
@@ -3076,7 +3076,21 @@
                 <w:sz w:val="21"/>
                 <w:szCs w:val="21"/>
               </w:rPr>
-              <w:t xml:space="preserve">„Jetzt arbeitet ihr zu zweit. Klebt den Schnipsel Ü2 ein. Lest die Ballade genau. Entscheidet, wo ein neuer Abschnitt beginnt, und schreibt für jeden Abschnitt eine Zwischenüberschrift. Zwölf Minuten.“</w:t>
+              <w:t xml:space="preserve">„Jetzt arbeitet ihr im Tandem. Klebt den Schnipsel Ü2 ein. Lest die Ballade zuerst zusammen halblaut – wer stockt, bekommt sofort Hilfe. Dann entscheidet ihr, wo ein neuer Abschnitt beginnt, und schreibt für jeden Abschnitt eine Zwischenüberschrift. Vierzehn Minuten.“</w:t>
+            </w:r>
+          </w:p>
+          <w:p>
+            <w:pPr>
+              <w:spacing w:after="50" w:before="0"/>
+            </w:pPr>
+            <w:r>
+              <w:rPr>
+                <w:rFonts w:ascii="Calibri" w:cs="Calibri" w:eastAsia="Calibri" w:hAnsi="Calibri"/>
+                <w:color w:val="000000"/>
+                <w:sz w:val="21"/>
+                <w:szCs w:val="21"/>
+              </w:rPr>
+              <w:t xml:space="preserve">Methodenkarte „Tandemlesen“: dieselben Tandems wie am Mittwoch.</w:t>
             </w:r>
           </w:p>
           <w:p>
@@ -3208,7 +3222,7 @@
                       <w:sz w:val="21"/>
                       <w:szCs w:val="21"/>
                     </w:rPr>
-                    <w:t xml:space="preserve">Lies die Ballade genau.</w:t>
+                    <w:t xml:space="preserve">Lest die Ballade im Tandem halblaut.</w:t>
                   </w:r>
                 </w:p>
                 <w:p>
@@ -3235,7 +3249,7 @@
                       <w:sz w:val="21"/>
                       <w:szCs w:val="21"/>
                     </w:rPr>
-                    <w:t xml:space="preserve">Markiere, wo ein neuer Abschnitt beginnt (Ort, Zeit, Figuren, Handlung).</w:t>
+                    <w:t xml:space="preserve">Entscheidet, wo ein neuer Abschnitt beginnt (Ort, Zeit, Figuren, Handlung).</w:t>
                   </w:r>
                 </w:p>
                 <w:p>
@@ -3262,7 +3276,7 @@
                       <w:sz w:val="21"/>
                       <w:szCs w:val="21"/>
                     </w:rPr>
-                    <w:t xml:space="preserve">Trage die Strophen und eine Zwischenüberschrift in den Schnipsel ein.</w:t>
+                    <w:t xml:space="preserve">Tragt Strophen und Zwischenüberschrift in den Schnipsel ein.</w:t>
                   </w:r>
                 </w:p>
                 <w:p>
@@ -3331,7 +3345,7 @@
                       <w:sz w:val="19"/>
                       <w:szCs w:val="19"/>
                     </w:rPr>
-                    <w:t xml:space="preserve">12 Minuten · zu zweit · leise</w:t>
+                    <w:t xml:space="preserve">14 Minuten · Tandem · halblaut, dann leise</w:t>
                   </w:r>
                   <w:r>
                     <w:rPr>
